--- a/docs/aplikacija.docx
+++ b/docs/aplikacija.docx
@@ -42,7 +42,7 @@
         <w:t>neve</w:t>
       </w:r>
       <w:r>
-        <w:t>d</w:t>
+        <w:t>j</w:t>
       </w:r>
       <w:r>
         <w:t>o</w:t>
@@ -60,13 +60,14 @@
           <w:numId w:val="1"/>
         </w:numPr>
       </w:pPr>
-      <w:proofErr w:type="spellStart"/>
-      <w:r>
-        <w:t>Funkcjonalne</w:t>
-      </w:r>
-      <w:proofErr w:type="spellEnd"/>
-      <w:r>
-        <w:t xml:space="preserve"> zahteve: dostop do lokacije, registra</w:t>
+      <w:r>
+        <w:t>Funkc</w:t>
+      </w:r>
+      <w:r>
+        <w:t>i</w:t>
+      </w:r>
+      <w:r>
+        <w:t>onalne zahteve: dostop do lokacije, registra</w:t>
       </w:r>
       <w:r>
         <w:t>cij</w:t>
